--- a/SPC2MID supported games.docx
+++ b/SPC2MID supported games.docx
@@ -14,144 +14,137 @@
           <w:sz w:val="48"/>
           <w:szCs w:val="48"/>
         </w:rPr>
-        <w:t>SNESCapcom</w:t>
-      </w:r>
-    </w:p>
-    <w:p>
-      <w:pPr>
-        <w:rPr>
-          <w:sz w:val="24"/>
-          <w:szCs w:val="24"/>
-        </w:rPr>
-      </w:pPr>
-      <w:r>
-        <w:rPr>
-          <w:sz w:val="24"/>
-          <w:szCs w:val="24"/>
-        </w:rPr>
-        <w:t xml:space="preserve">The earliest </w:t>
-      </w:r>
-      <w:r>
-        <w:rPr>
-          <w:sz w:val="24"/>
-          <w:szCs w:val="24"/>
-        </w:rPr>
-        <w:t>few</w:t>
-      </w:r>
-      <w:r>
-        <w:rPr>
-          <w:sz w:val="24"/>
-          <w:szCs w:val="24"/>
-        </w:rPr>
-        <w:t xml:space="preserve"> games store all their music in SPC RAM at once, </w:t>
-      </w:r>
-      <w:r>
-        <w:rPr>
-          <w:sz w:val="24"/>
-          <w:szCs w:val="24"/>
-        </w:rPr>
-        <w:t xml:space="preserve">making it possible to convert all music with just one SPC file. Later games have </w:t>
-      </w:r>
-      <w:r>
-        <w:rPr>
-          <w:sz w:val="24"/>
-          <w:szCs w:val="24"/>
-        </w:rPr>
-        <w:t>a pointer to one “main” song plus a table of sound effects, and in some cases additional tracks.</w:t>
-      </w:r>
-      <w:r>
-        <w:rPr>
-          <w:sz w:val="24"/>
-          <w:szCs w:val="24"/>
-        </w:rPr>
-        <w:t xml:space="preserve"> In the case of Dr. Light capsule music in Mega Man X games, these are stored as sound effects and are always in sound RAM.</w:t>
-      </w:r>
-    </w:p>
-    <w:p>
-      <w:pPr>
-        <w:pStyle w:val="ListParagraph"/>
-        <w:numPr>
-          <w:ilvl w:val="0"/>
-          <w:numId w:val="1"/>
-        </w:numPr>
-        <w:rPr>
-          <w:sz w:val="24"/>
-          <w:szCs w:val="24"/>
-        </w:rPr>
-      </w:pPr>
-      <w:r>
-        <w:rPr>
-          <w:sz w:val="24"/>
-          <w:szCs w:val="24"/>
-        </w:rPr>
-        <w:t>Aladdin</w:t>
-      </w:r>
-    </w:p>
-    <w:p>
-      <w:pPr>
-        <w:pStyle w:val="ListParagraph"/>
-        <w:numPr>
-          <w:ilvl w:val="0"/>
-          <w:numId w:val="1"/>
-        </w:numPr>
-        <w:rPr>
-          <w:sz w:val="24"/>
-          <w:szCs w:val="24"/>
-        </w:rPr>
-      </w:pPr>
-      <w:r>
-        <w:rPr>
-          <w:sz w:val="24"/>
-          <w:szCs w:val="24"/>
-        </w:rPr>
-        <w:t>Breath of Fire</w:t>
-      </w:r>
-    </w:p>
-    <w:p>
-      <w:pPr>
-        <w:pStyle w:val="ListParagraph"/>
-        <w:numPr>
-          <w:ilvl w:val="0"/>
-          <w:numId w:val="1"/>
-        </w:numPr>
-        <w:rPr>
-          <w:sz w:val="24"/>
-          <w:szCs w:val="24"/>
-        </w:rPr>
-      </w:pPr>
-      <w:r>
-        <w:rPr>
-          <w:sz w:val="24"/>
-          <w:szCs w:val="24"/>
-        </w:rPr>
-        <w:t>Brea</w:t>
-      </w:r>
-      <w:r>
-        <w:rPr>
-          <w:sz w:val="24"/>
-          <w:szCs w:val="24"/>
-        </w:rPr>
-        <w:t>th of Fire II</w:t>
-      </w:r>
-    </w:p>
-    <w:p>
-      <w:pPr>
-        <w:pStyle w:val="ListParagraph"/>
-        <w:numPr>
-          <w:ilvl w:val="0"/>
-          <w:numId w:val="1"/>
-        </w:numPr>
-        <w:rPr>
-          <w:sz w:val="24"/>
-          <w:szCs w:val="24"/>
-        </w:rPr>
-      </w:pPr>
-      <w:r>
-        <w:rPr>
-          <w:sz w:val="24"/>
-          <w:szCs w:val="24"/>
-        </w:rPr>
-        <w:t xml:space="preserve">Captain Commando </w:t>
+        <w:t>SNESArc</w:t>
+      </w:r>
+    </w:p>
+    <w:p>
+      <w:pPr>
+        <w:rPr>
+          <w:sz w:val="24"/>
+          <w:szCs w:val="24"/>
+        </w:rPr>
+      </w:pPr>
+      <w:r>
+        <w:rPr>
+          <w:sz w:val="24"/>
+          <w:szCs w:val="24"/>
+        </w:rPr>
+        <w:t xml:space="preserve">There are two ways to find songs in the SPC file: </w:t>
+      </w:r>
+      <w:r>
+        <w:rPr>
+          <w:sz w:val="24"/>
+          <w:szCs w:val="24"/>
+        </w:rPr>
+        <w:t xml:space="preserve">all the entries </w:t>
+      </w:r>
+      <w:r>
+        <w:rPr>
+          <w:sz w:val="24"/>
+          <w:szCs w:val="24"/>
+        </w:rPr>
+        <w:t xml:space="preserve">from the song table and from the </w:t>
+      </w:r>
+      <w:r>
+        <w:rPr>
+          <w:sz w:val="24"/>
+          <w:szCs w:val="24"/>
+        </w:rPr>
+        <w:t xml:space="preserve">current song’s </w:t>
+      </w:r>
+      <w:r>
+        <w:rPr>
+          <w:sz w:val="24"/>
+          <w:szCs w:val="24"/>
+        </w:rPr>
+        <w:t>pointer in audio RAM. The first method is used automatically, while the second method can be specified with the flag “S” (not available for early games)</w:t>
+      </w:r>
+      <w:r>
+        <w:rPr>
+          <w:sz w:val="24"/>
+          <w:szCs w:val="24"/>
+        </w:rPr>
+        <w:t>. The “S” flag can be used when the current song can’t be found using the other method, but doesn’t work if the SPC file’s pointer isn’t properly initialized. This can be fixed by re-saving an SPC file from another player after a second or so. The flag “J” can be used in the rare case of backwards position jumps present in at least one game, which fixes channels from ending prematurely.</w:t>
+      </w:r>
+    </w:p>
+    <w:p>
+      <w:pPr>
+        <w:pStyle w:val="ListParagraph"/>
+        <w:numPr>
+          <w:ilvl w:val="0"/>
+          <w:numId w:val="1"/>
+        </w:numPr>
+        <w:rPr>
+          <w:sz w:val="24"/>
+          <w:szCs w:val="24"/>
+          <w:lang w:val="es-ES"/>
+        </w:rPr>
+      </w:pPr>
+      <w:r>
+        <w:rPr>
+          <w:sz w:val="24"/>
+          <w:szCs w:val="24"/>
+          <w:lang w:val="es-ES"/>
+        </w:rPr>
+        <w:t>AIII S.V.: A Ressha de</w:t>
+      </w:r>
+      <w:r>
+        <w:rPr>
+          <w:sz w:val="24"/>
+          <w:szCs w:val="24"/>
+          <w:lang w:val="es-ES"/>
+        </w:rPr>
+        <w:t xml:space="preserve"> Ikou 3 Super Version</w:t>
+      </w:r>
+    </w:p>
+    <w:p>
+      <w:pPr>
+        <w:pStyle w:val="ListParagraph"/>
+        <w:numPr>
+          <w:ilvl w:val="0"/>
+          <w:numId w:val="1"/>
+        </w:numPr>
+        <w:rPr>
+          <w:sz w:val="24"/>
+          <w:szCs w:val="24"/>
+          <w:lang w:val="es-ES"/>
+        </w:rPr>
+      </w:pPr>
+      <w:r>
+        <w:rPr>
+          <w:sz w:val="24"/>
+          <w:szCs w:val="24"/>
+          <w:lang w:val="es-ES"/>
+        </w:rPr>
+        <w:t>Asahi Shinbun Rensai: Katou Ichi-Ni-San Shougi : Shi</w:t>
+      </w:r>
+      <w:r>
+        <w:rPr>
+          <w:sz w:val="24"/>
+          <w:szCs w:val="24"/>
+          <w:lang w:val="es-ES"/>
+        </w:rPr>
+        <w:t>ngiryuu</w:t>
+      </w:r>
+    </w:p>
+    <w:p>
+      <w:pPr>
+        <w:pStyle w:val="ListParagraph"/>
+        <w:numPr>
+          <w:ilvl w:val="0"/>
+          <w:numId w:val="1"/>
+        </w:numPr>
+        <w:rPr>
+          <w:sz w:val="24"/>
+          <w:szCs w:val="24"/>
+        </w:rPr>
+      </w:pPr>
+      <w:r>
+        <w:rPr>
+          <w:sz w:val="24"/>
+          <w:szCs w:val="24"/>
+        </w:rPr>
+        <w:t xml:space="preserve">Battle Commander: Hachibushuu Shura no Heihou </w:t>
       </w:r>
       <w:r>
         <w:rPr>
@@ -160,167 +153,354 @@
           <w:sz w:val="24"/>
           <w:szCs w:val="24"/>
         </w:rPr>
-        <w:t>(may output some false positive tracks)</w:t>
-      </w:r>
-    </w:p>
-    <w:p>
-      <w:pPr>
-        <w:pStyle w:val="ListParagraph"/>
-        <w:numPr>
-          <w:ilvl w:val="0"/>
-          <w:numId w:val="1"/>
-        </w:numPr>
-        <w:rPr>
-          <w:sz w:val="24"/>
-          <w:szCs w:val="24"/>
-        </w:rPr>
-      </w:pPr>
-      <w:r>
-        <w:rPr>
-          <w:sz w:val="24"/>
-          <w:szCs w:val="24"/>
-        </w:rPr>
-        <w:t>Demon’s Crest</w:t>
-      </w:r>
-    </w:p>
-    <w:p>
-      <w:pPr>
-        <w:pStyle w:val="ListParagraph"/>
-        <w:numPr>
-          <w:ilvl w:val="0"/>
-          <w:numId w:val="1"/>
-        </w:numPr>
-        <w:rPr>
-          <w:sz w:val="24"/>
-          <w:szCs w:val="24"/>
-        </w:rPr>
-      </w:pPr>
-      <w:r>
-        <w:rPr>
-          <w:sz w:val="24"/>
-          <w:szCs w:val="24"/>
-        </w:rPr>
-        <w:t>Final Fight</w:t>
-      </w:r>
-    </w:p>
-    <w:p>
-      <w:pPr>
-        <w:pStyle w:val="ListParagraph"/>
-        <w:numPr>
-          <w:ilvl w:val="0"/>
-          <w:numId w:val="1"/>
-        </w:numPr>
-        <w:rPr>
-          <w:sz w:val="24"/>
-          <w:szCs w:val="24"/>
-        </w:rPr>
-      </w:pPr>
-      <w:r>
-        <w:rPr>
-          <w:sz w:val="24"/>
-          <w:szCs w:val="24"/>
-        </w:rPr>
-        <w:t>Final Fight 2</w:t>
-      </w:r>
-    </w:p>
-    <w:p>
-      <w:pPr>
-        <w:pStyle w:val="ListParagraph"/>
-        <w:numPr>
-          <w:ilvl w:val="0"/>
-          <w:numId w:val="1"/>
-        </w:numPr>
-        <w:rPr>
-          <w:sz w:val="24"/>
-          <w:szCs w:val="24"/>
-        </w:rPr>
-      </w:pPr>
-      <w:r>
-        <w:rPr>
-          <w:sz w:val="24"/>
-          <w:szCs w:val="24"/>
-        </w:rPr>
-        <w:t>Goof Troop</w:t>
-      </w:r>
-    </w:p>
-    <w:p>
-      <w:pPr>
-        <w:pStyle w:val="ListParagraph"/>
-        <w:numPr>
-          <w:ilvl w:val="0"/>
-          <w:numId w:val="1"/>
-        </w:numPr>
-        <w:rPr>
-          <w:sz w:val="24"/>
-          <w:szCs w:val="24"/>
-        </w:rPr>
-      </w:pPr>
-      <w:r>
-        <w:rPr>
-          <w:sz w:val="24"/>
-          <w:szCs w:val="24"/>
-        </w:rPr>
-        <w:t>The Great Circus Mystery Starring Mickey &amp; Minnie</w:t>
-      </w:r>
-    </w:p>
-    <w:p>
-      <w:pPr>
-        <w:pStyle w:val="ListParagraph"/>
-        <w:numPr>
-          <w:ilvl w:val="0"/>
-          <w:numId w:val="1"/>
-        </w:numPr>
-        <w:rPr>
-          <w:sz w:val="24"/>
-          <w:szCs w:val="24"/>
-        </w:rPr>
-      </w:pPr>
-      <w:r>
-        <w:rPr>
-          <w:sz w:val="24"/>
-          <w:szCs w:val="24"/>
-        </w:rPr>
-        <w:t>The Magical Quest Starring Mickey Mouse</w:t>
-      </w:r>
-    </w:p>
-    <w:p>
-      <w:pPr>
-        <w:pStyle w:val="ListParagraph"/>
-        <w:numPr>
-          <w:ilvl w:val="0"/>
-          <w:numId w:val="1"/>
-        </w:numPr>
-        <w:rPr>
-          <w:sz w:val="24"/>
-          <w:szCs w:val="24"/>
-        </w:rPr>
-      </w:pPr>
-      <w:r>
-        <w:rPr>
-          <w:sz w:val="24"/>
-          <w:szCs w:val="24"/>
-        </w:rPr>
-        <w:t>Mega Man VII</w:t>
-      </w:r>
-    </w:p>
-    <w:p>
-      <w:pPr>
-        <w:pStyle w:val="ListParagraph"/>
-        <w:numPr>
-          <w:ilvl w:val="0"/>
-          <w:numId w:val="1"/>
-        </w:numPr>
-        <w:rPr>
-          <w:sz w:val="24"/>
-          <w:szCs w:val="24"/>
-        </w:rPr>
-      </w:pPr>
-      <w:r>
-        <w:rPr>
-          <w:sz w:val="24"/>
-          <w:szCs w:val="24"/>
-        </w:rPr>
-        <w:t>Mega Man X</w:t>
+        <w:t>(use version 0)</w:t>
+      </w:r>
+    </w:p>
+    <w:p>
+      <w:pPr>
+        <w:pStyle w:val="ListParagraph"/>
+        <w:numPr>
+          <w:ilvl w:val="0"/>
+          <w:numId w:val="1"/>
+        </w:numPr>
+        <w:rPr>
+          <w:sz w:val="24"/>
+          <w:szCs w:val="24"/>
+        </w:rPr>
+      </w:pPr>
+      <w:r>
+        <w:rPr>
+          <w:sz w:val="24"/>
+          <w:szCs w:val="24"/>
+        </w:rPr>
+        <w:t>Bishoujo Senshi Sailor Moon R</w:t>
+      </w:r>
+    </w:p>
+    <w:p>
+      <w:pPr>
+        <w:pStyle w:val="ListParagraph"/>
+        <w:numPr>
+          <w:ilvl w:val="0"/>
+          <w:numId w:val="1"/>
+        </w:numPr>
+        <w:rPr>
+          <w:sz w:val="24"/>
+          <w:szCs w:val="24"/>
+        </w:rPr>
+      </w:pPr>
+      <w:r>
+        <w:rPr>
+          <w:sz w:val="24"/>
+          <w:szCs w:val="24"/>
+        </w:rPr>
+        <w:t>Bishoujo Senshi Sailor Moon S: Jougai Rantou! Shuyaku Soudatsusen</w:t>
+      </w:r>
+    </w:p>
+    <w:p>
+      <w:pPr>
+        <w:pStyle w:val="ListParagraph"/>
+        <w:numPr>
+          <w:ilvl w:val="0"/>
+          <w:numId w:val="1"/>
+        </w:numPr>
+        <w:rPr>
+          <w:sz w:val="24"/>
+          <w:szCs w:val="24"/>
+        </w:rPr>
+      </w:pPr>
+      <w:r>
+        <w:rPr>
+          <w:sz w:val="24"/>
+          <w:szCs w:val="24"/>
+        </w:rPr>
+        <w:t>Bonkers</w:t>
+      </w:r>
+    </w:p>
+    <w:p>
+      <w:pPr>
+        <w:pStyle w:val="ListParagraph"/>
+        <w:numPr>
+          <w:ilvl w:val="0"/>
+          <w:numId w:val="1"/>
+        </w:numPr>
+        <w:rPr>
+          <w:sz w:val="24"/>
+          <w:szCs w:val="24"/>
+        </w:rPr>
+      </w:pPr>
+      <w:r>
+        <w:rPr>
+          <w:sz w:val="24"/>
+          <w:szCs w:val="24"/>
+        </w:rPr>
+        <w:t>Crayon Shin-chan: Arashi wo yobu Enji</w:t>
+      </w:r>
+    </w:p>
+    <w:p>
+      <w:pPr>
+        <w:pStyle w:val="ListParagraph"/>
+        <w:numPr>
+          <w:ilvl w:val="0"/>
+          <w:numId w:val="1"/>
+        </w:numPr>
+        <w:rPr>
+          <w:sz w:val="24"/>
+          <w:szCs w:val="24"/>
+        </w:rPr>
+      </w:pPr>
+      <w:r>
+        <w:rPr>
+          <w:sz w:val="24"/>
+          <w:szCs w:val="24"/>
+        </w:rPr>
+        <w:t>Crayon Shin-chan 2: Daimaou no Gyakushuu</w:t>
+      </w:r>
+    </w:p>
+    <w:p>
+      <w:pPr>
+        <w:pStyle w:val="ListParagraph"/>
+        <w:numPr>
+          <w:ilvl w:val="0"/>
+          <w:numId w:val="1"/>
+        </w:numPr>
+        <w:rPr>
+          <w:sz w:val="24"/>
+          <w:szCs w:val="24"/>
+        </w:rPr>
+      </w:pPr>
+      <w:r>
+        <w:rPr>
+          <w:sz w:val="24"/>
+          <w:szCs w:val="24"/>
+        </w:rPr>
+        <w:t>Cyber Spin</w:t>
+      </w:r>
+    </w:p>
+    <w:p>
+      <w:pPr>
+        <w:pStyle w:val="ListParagraph"/>
+        <w:numPr>
+          <w:ilvl w:val="0"/>
+          <w:numId w:val="1"/>
+        </w:numPr>
+        <w:rPr>
+          <w:sz w:val="24"/>
+          <w:szCs w:val="24"/>
+        </w:rPr>
+      </w:pPr>
+      <w:r>
+        <w:rPr>
+          <w:sz w:val="24"/>
+          <w:szCs w:val="24"/>
+        </w:rPr>
+        <w:t>Go Go Ackman 2</w:t>
+      </w:r>
+    </w:p>
+    <w:p>
+      <w:pPr>
+        <w:pStyle w:val="ListParagraph"/>
+        <w:numPr>
+          <w:ilvl w:val="0"/>
+          <w:numId w:val="1"/>
+        </w:numPr>
+        <w:rPr>
+          <w:sz w:val="24"/>
+          <w:szCs w:val="24"/>
+        </w:rPr>
+      </w:pPr>
+      <w:r>
+        <w:rPr>
+          <w:sz w:val="24"/>
+          <w:szCs w:val="24"/>
+        </w:rPr>
+        <w:t>Go Go Ackman 3</w:t>
+      </w:r>
+    </w:p>
+    <w:p>
+      <w:pPr>
+        <w:pStyle w:val="ListParagraph"/>
+        <w:numPr>
+          <w:ilvl w:val="0"/>
+          <w:numId w:val="1"/>
+        </w:numPr>
+        <w:rPr>
+          <w:sz w:val="24"/>
+          <w:szCs w:val="24"/>
+        </w:rPr>
+      </w:pPr>
+      <w:r>
+        <w:rPr>
+          <w:sz w:val="24"/>
+          <w:szCs w:val="24"/>
+        </w:rPr>
+        <w:t>The Great Battle III</w:t>
+      </w:r>
+    </w:p>
+    <w:p>
+      <w:pPr>
+        <w:pStyle w:val="ListParagraph"/>
+        <w:numPr>
+          <w:ilvl w:val="0"/>
+          <w:numId w:val="1"/>
+        </w:numPr>
+        <w:rPr>
+          <w:sz w:val="24"/>
+          <w:szCs w:val="24"/>
+        </w:rPr>
+      </w:pPr>
+      <w:r>
+        <w:rPr>
+          <w:sz w:val="24"/>
+          <w:szCs w:val="24"/>
+        </w:rPr>
+        <w:t>Heisei Inu Monogatari Bow: Pop’n Sma</w:t>
+      </w:r>
+      <w:r>
+        <w:rPr>
+          <w:sz w:val="24"/>
+          <w:szCs w:val="24"/>
+        </w:rPr>
+        <w:t>sh!!</w:t>
+      </w:r>
+    </w:p>
+    <w:p>
+      <w:pPr>
+        <w:pStyle w:val="ListParagraph"/>
+        <w:numPr>
+          <w:ilvl w:val="0"/>
+          <w:numId w:val="1"/>
+        </w:numPr>
+        <w:rPr>
+          <w:sz w:val="24"/>
+          <w:szCs w:val="24"/>
+        </w:rPr>
+      </w:pPr>
+      <w:r>
+        <w:rPr>
+          <w:sz w:val="24"/>
+          <w:szCs w:val="24"/>
+        </w:rPr>
+        <w:t>Honoo no Doukyuuji: Dodge Danpei</w:t>
+      </w:r>
+    </w:p>
+    <w:p>
+      <w:pPr>
+        <w:pStyle w:val="ListParagraph"/>
+        <w:numPr>
+          <w:ilvl w:val="0"/>
+          <w:numId w:val="1"/>
+        </w:numPr>
+        <w:rPr>
+          <w:sz w:val="24"/>
+          <w:szCs w:val="24"/>
+        </w:rPr>
+      </w:pPr>
+      <w:r>
+        <w:rPr>
+          <w:sz w:val="24"/>
+          <w:szCs w:val="24"/>
+        </w:rPr>
+        <w:t>Jirou Akagawa: Majotachi no Nemuri</w:t>
+      </w:r>
+    </w:p>
+    <w:p>
+      <w:pPr>
+        <w:pStyle w:val="ListParagraph"/>
+        <w:numPr>
+          <w:ilvl w:val="0"/>
+          <w:numId w:val="1"/>
+        </w:numPr>
+        <w:rPr>
+          <w:sz w:val="24"/>
+          <w:szCs w:val="24"/>
+        </w:rPr>
+      </w:pPr>
+      <w:r>
+        <w:rPr>
+          <w:sz w:val="24"/>
+          <w:szCs w:val="24"/>
+        </w:rPr>
+        <w:t>Kamen Rider</w:t>
+      </w:r>
+    </w:p>
+    <w:p>
+      <w:pPr>
+        <w:pStyle w:val="ListParagraph"/>
+        <w:numPr>
+          <w:ilvl w:val="0"/>
+          <w:numId w:val="1"/>
+        </w:numPr>
+        <w:rPr>
+          <w:sz w:val="24"/>
+          <w:szCs w:val="24"/>
+        </w:rPr>
+      </w:pPr>
+      <w:r>
+        <w:rPr>
+          <w:sz w:val="24"/>
+          <w:szCs w:val="24"/>
+        </w:rPr>
+        <w:t>Kawa no Nushi Tsuri 2</w:t>
+      </w:r>
+    </w:p>
+    <w:p>
+      <w:pPr>
+        <w:pStyle w:val="ListParagraph"/>
+        <w:numPr>
+          <w:ilvl w:val="0"/>
+          <w:numId w:val="1"/>
+        </w:numPr>
+        <w:rPr>
+          <w:sz w:val="24"/>
+          <w:szCs w:val="24"/>
+        </w:rPr>
+      </w:pPr>
+      <w:r>
+        <w:rPr>
+          <w:sz w:val="24"/>
+          <w:szCs w:val="24"/>
+        </w:rPr>
+        <w:t>Kenyuu Densetsu Yaiba</w:t>
+      </w:r>
+    </w:p>
+    <w:p>
+      <w:pPr>
+        <w:pStyle w:val="ListParagraph"/>
+        <w:numPr>
+          <w:ilvl w:val="0"/>
+          <w:numId w:val="1"/>
+        </w:numPr>
+        <w:rPr>
+          <w:sz w:val="24"/>
+          <w:szCs w:val="24"/>
+        </w:rPr>
+      </w:pPr>
+      <w:r>
+        <w:rPr>
+          <w:sz w:val="24"/>
+          <w:szCs w:val="24"/>
+        </w:rPr>
+        <w:t>Redline F-1 Racer</w:t>
+      </w:r>
+    </w:p>
+    <w:p>
+      <w:pPr>
+        <w:pStyle w:val="ListParagraph"/>
+        <w:numPr>
+          <w:ilvl w:val="0"/>
+          <w:numId w:val="1"/>
+        </w:numPr>
+        <w:rPr>
+          <w:sz w:val="24"/>
+          <w:szCs w:val="24"/>
+        </w:rPr>
+      </w:pPr>
+      <w:r>
+        <w:rPr>
+          <w:sz w:val="24"/>
+          <w:szCs w:val="24"/>
+        </w:rPr>
+        <w:t>Saikousoku Shikou Shougi Mahjong</w:t>
       </w:r>
       <w:r>
         <w:rPr>
@@ -336,7 +516,308 @@
           <w:sz w:val="24"/>
           <w:szCs w:val="24"/>
         </w:rPr>
-        <w:t>(use SFX flag for Dr. Light capsule music</w:t>
+        <w:t>(use flag J)</w:t>
+      </w:r>
+    </w:p>
+    <w:p>
+      <w:pPr>
+        <w:pStyle w:val="ListParagraph"/>
+        <w:numPr>
+          <w:ilvl w:val="0"/>
+          <w:numId w:val="1"/>
+        </w:numPr>
+        <w:rPr>
+          <w:sz w:val="24"/>
+          <w:szCs w:val="24"/>
+        </w:rPr>
+      </w:pPr>
+      <w:r>
+        <w:rPr>
+          <w:sz w:val="24"/>
+          <w:szCs w:val="24"/>
+        </w:rPr>
+        <w:t>Sailor Moon</w:t>
+      </w:r>
+    </w:p>
+    <w:p>
+      <w:pPr>
+        <w:pStyle w:val="ListParagraph"/>
+        <w:numPr>
+          <w:ilvl w:val="0"/>
+          <w:numId w:val="1"/>
+        </w:numPr>
+        <w:rPr>
+          <w:sz w:val="24"/>
+          <w:szCs w:val="24"/>
+        </w:rPr>
+      </w:pPr>
+      <w:r>
+        <w:rPr>
+          <w:sz w:val="24"/>
+          <w:szCs w:val="24"/>
+        </w:rPr>
+        <w:t>Space Invaders</w:t>
+      </w:r>
+    </w:p>
+    <w:p>
+      <w:pPr>
+        <w:pStyle w:val="ListParagraph"/>
+        <w:numPr>
+          <w:ilvl w:val="0"/>
+          <w:numId w:val="1"/>
+        </w:numPr>
+        <w:rPr>
+          <w:sz w:val="24"/>
+          <w:szCs w:val="24"/>
+        </w:rPr>
+      </w:pPr>
+      <w:r>
+        <w:rPr>
+          <w:sz w:val="24"/>
+          <w:szCs w:val="24"/>
+        </w:rPr>
+        <w:t>Suzuka 8 Hours</w:t>
+      </w:r>
+    </w:p>
+    <w:p>
+      <w:pPr>
+        <w:pStyle w:val="ListParagraph"/>
+        <w:numPr>
+          <w:ilvl w:val="0"/>
+          <w:numId w:val="1"/>
+        </w:numPr>
+        <w:rPr>
+          <w:sz w:val="24"/>
+          <w:szCs w:val="24"/>
+        </w:rPr>
+      </w:pPr>
+      <w:r>
+        <w:rPr>
+          <w:sz w:val="24"/>
+          <w:szCs w:val="24"/>
+        </w:rPr>
+        <w:t>Tetsuwan Atom</w:t>
+      </w:r>
+    </w:p>
+    <w:p>
+      <w:pPr>
+        <w:pStyle w:val="ListParagraph"/>
+        <w:numPr>
+          <w:ilvl w:val="0"/>
+          <w:numId w:val="1"/>
+        </w:numPr>
+        <w:rPr>
+          <w:sz w:val="24"/>
+          <w:szCs w:val="24"/>
+        </w:rPr>
+      </w:pPr>
+      <w:r>
+        <w:rPr>
+          <w:sz w:val="24"/>
+          <w:szCs w:val="24"/>
+        </w:rPr>
+        <w:t>Wedding Peach</w:t>
+      </w:r>
+    </w:p>
+    <w:p>
+      <w:pPr>
+        <w:pStyle w:val="ListParagraph"/>
+        <w:numPr>
+          <w:ilvl w:val="0"/>
+          <w:numId w:val="1"/>
+        </w:numPr>
+        <w:rPr>
+          <w:sz w:val="24"/>
+          <w:szCs w:val="24"/>
+        </w:rPr>
+      </w:pPr>
+      <w:r>
+        <w:rPr>
+          <w:sz w:val="24"/>
+          <w:szCs w:val="24"/>
+        </w:rPr>
+        <w:t>Youchien Senki Madara</w:t>
+      </w:r>
+    </w:p>
+    <w:p>
+      <w:pPr>
+        <w:pStyle w:val="ListParagraph"/>
+        <w:numPr>
+          <w:ilvl w:val="0"/>
+          <w:numId w:val="1"/>
+        </w:numPr>
+        <w:rPr>
+          <w:sz w:val="24"/>
+          <w:szCs w:val="24"/>
+        </w:rPr>
+      </w:pPr>
+      <w:r>
+        <w:rPr>
+          <w:sz w:val="24"/>
+          <w:szCs w:val="24"/>
+        </w:rPr>
+        <w:t>Zero 4 Champ RR</w:t>
+      </w:r>
+    </w:p>
+    <w:p>
+      <w:pPr>
+        <w:rPr>
+          <w:sz w:val="24"/>
+          <w:szCs w:val="24"/>
+        </w:rPr>
+      </w:pPr>
+    </w:p>
+    <w:p>
+      <w:pPr>
+        <w:rPr>
+          <w:sz w:val="48"/>
+          <w:szCs w:val="48"/>
+        </w:rPr>
+      </w:pPr>
+      <w:r>
+        <w:rPr>
+          <w:sz w:val="48"/>
+          <w:szCs w:val="48"/>
+        </w:rPr>
+        <w:lastRenderedPageBreak/>
+        <w:t>SNESCapcom</w:t>
+      </w:r>
+    </w:p>
+    <w:p>
+      <w:pPr>
+        <w:rPr>
+          <w:sz w:val="24"/>
+          <w:szCs w:val="24"/>
+        </w:rPr>
+      </w:pPr>
+      <w:r>
+        <w:rPr>
+          <w:sz w:val="24"/>
+          <w:szCs w:val="24"/>
+        </w:rPr>
+        <w:t xml:space="preserve">The earliest </w:t>
+      </w:r>
+      <w:r>
+        <w:rPr>
+          <w:sz w:val="24"/>
+          <w:szCs w:val="24"/>
+        </w:rPr>
+        <w:t>few</w:t>
+      </w:r>
+      <w:r>
+        <w:rPr>
+          <w:sz w:val="24"/>
+          <w:szCs w:val="24"/>
+        </w:rPr>
+        <w:t xml:space="preserve"> games store all their music in SPC RAM at once, </w:t>
+      </w:r>
+      <w:r>
+        <w:rPr>
+          <w:sz w:val="24"/>
+          <w:szCs w:val="24"/>
+        </w:rPr>
+        <w:t xml:space="preserve">making it possible to convert all music with just one SPC file. Later games have </w:t>
+      </w:r>
+      <w:r>
+        <w:rPr>
+          <w:sz w:val="24"/>
+          <w:szCs w:val="24"/>
+        </w:rPr>
+        <w:t>a pointer to one “main” song plus a table of sound effects, and in some cases additional tracks.</w:t>
+      </w:r>
+      <w:r>
+        <w:rPr>
+          <w:sz w:val="24"/>
+          <w:szCs w:val="24"/>
+        </w:rPr>
+        <w:t xml:space="preserve"> In the case of Dr. Light capsule music in Mega Man X games, these are stored as sound effects and are always in sound RAM.</w:t>
+      </w:r>
+    </w:p>
+    <w:p>
+      <w:pPr>
+        <w:pStyle w:val="ListParagraph"/>
+        <w:numPr>
+          <w:ilvl w:val="0"/>
+          <w:numId w:val="1"/>
+        </w:numPr>
+        <w:rPr>
+          <w:sz w:val="24"/>
+          <w:szCs w:val="24"/>
+        </w:rPr>
+      </w:pPr>
+      <w:r>
+        <w:rPr>
+          <w:sz w:val="24"/>
+          <w:szCs w:val="24"/>
+        </w:rPr>
+        <w:t>Aladdin</w:t>
+      </w:r>
+    </w:p>
+    <w:p>
+      <w:pPr>
+        <w:pStyle w:val="ListParagraph"/>
+        <w:numPr>
+          <w:ilvl w:val="0"/>
+          <w:numId w:val="1"/>
+        </w:numPr>
+        <w:rPr>
+          <w:sz w:val="24"/>
+          <w:szCs w:val="24"/>
+        </w:rPr>
+      </w:pPr>
+      <w:r>
+        <w:rPr>
+          <w:sz w:val="24"/>
+          <w:szCs w:val="24"/>
+        </w:rPr>
+        <w:t>Breath of Fire</w:t>
+      </w:r>
+    </w:p>
+    <w:p>
+      <w:pPr>
+        <w:pStyle w:val="ListParagraph"/>
+        <w:numPr>
+          <w:ilvl w:val="0"/>
+          <w:numId w:val="1"/>
+        </w:numPr>
+        <w:rPr>
+          <w:sz w:val="24"/>
+          <w:szCs w:val="24"/>
+        </w:rPr>
+      </w:pPr>
+      <w:r>
+        <w:rPr>
+          <w:sz w:val="24"/>
+          <w:szCs w:val="24"/>
+        </w:rPr>
+        <w:t>Brea</w:t>
+      </w:r>
+      <w:r>
+        <w:rPr>
+          <w:sz w:val="24"/>
+          <w:szCs w:val="24"/>
+        </w:rPr>
+        <w:t>th of Fire II</w:t>
+      </w:r>
+    </w:p>
+    <w:p>
+      <w:pPr>
+        <w:pStyle w:val="ListParagraph"/>
+        <w:numPr>
+          <w:ilvl w:val="0"/>
+          <w:numId w:val="1"/>
+        </w:numPr>
+        <w:rPr>
+          <w:sz w:val="24"/>
+          <w:szCs w:val="24"/>
+        </w:rPr>
+      </w:pPr>
+      <w:r>
+        <w:rPr>
+          <w:sz w:val="24"/>
+          <w:szCs w:val="24"/>
+        </w:rPr>
+        <w:t xml:space="preserve">Captain Commando </w:t>
       </w:r>
       <w:r>
         <w:rPr>
@@ -345,7 +826,174 @@
           <w:sz w:val="24"/>
           <w:szCs w:val="24"/>
         </w:rPr>
-        <w:t xml:space="preserve"> and test song</w:t>
+        <w:t>(may output some false positive tracks)</w:t>
+      </w:r>
+    </w:p>
+    <w:p>
+      <w:pPr>
+        <w:pStyle w:val="ListParagraph"/>
+        <w:numPr>
+          <w:ilvl w:val="0"/>
+          <w:numId w:val="1"/>
+        </w:numPr>
+        <w:rPr>
+          <w:sz w:val="24"/>
+          <w:szCs w:val="24"/>
+        </w:rPr>
+      </w:pPr>
+      <w:r>
+        <w:rPr>
+          <w:sz w:val="24"/>
+          <w:szCs w:val="24"/>
+        </w:rPr>
+        <w:t>Demon’s Crest</w:t>
+      </w:r>
+    </w:p>
+    <w:p>
+      <w:pPr>
+        <w:pStyle w:val="ListParagraph"/>
+        <w:numPr>
+          <w:ilvl w:val="0"/>
+          <w:numId w:val="1"/>
+        </w:numPr>
+        <w:rPr>
+          <w:sz w:val="24"/>
+          <w:szCs w:val="24"/>
+        </w:rPr>
+      </w:pPr>
+      <w:r>
+        <w:rPr>
+          <w:sz w:val="24"/>
+          <w:szCs w:val="24"/>
+        </w:rPr>
+        <w:t>Final Fight</w:t>
+      </w:r>
+    </w:p>
+    <w:p>
+      <w:pPr>
+        <w:pStyle w:val="ListParagraph"/>
+        <w:numPr>
+          <w:ilvl w:val="0"/>
+          <w:numId w:val="1"/>
+        </w:numPr>
+        <w:rPr>
+          <w:sz w:val="24"/>
+          <w:szCs w:val="24"/>
+        </w:rPr>
+      </w:pPr>
+      <w:r>
+        <w:rPr>
+          <w:sz w:val="24"/>
+          <w:szCs w:val="24"/>
+        </w:rPr>
+        <w:t>Final Fight 2</w:t>
+      </w:r>
+    </w:p>
+    <w:p>
+      <w:pPr>
+        <w:pStyle w:val="ListParagraph"/>
+        <w:numPr>
+          <w:ilvl w:val="0"/>
+          <w:numId w:val="1"/>
+        </w:numPr>
+        <w:rPr>
+          <w:sz w:val="24"/>
+          <w:szCs w:val="24"/>
+        </w:rPr>
+      </w:pPr>
+      <w:r>
+        <w:rPr>
+          <w:sz w:val="24"/>
+          <w:szCs w:val="24"/>
+        </w:rPr>
+        <w:t>Goof Troop</w:t>
+      </w:r>
+    </w:p>
+    <w:p>
+      <w:pPr>
+        <w:pStyle w:val="ListParagraph"/>
+        <w:numPr>
+          <w:ilvl w:val="0"/>
+          <w:numId w:val="1"/>
+        </w:numPr>
+        <w:rPr>
+          <w:sz w:val="24"/>
+          <w:szCs w:val="24"/>
+        </w:rPr>
+      </w:pPr>
+      <w:r>
+        <w:rPr>
+          <w:sz w:val="24"/>
+          <w:szCs w:val="24"/>
+        </w:rPr>
+        <w:t>The Great Circus Mystery Starring Mickey &amp; Minnie</w:t>
+      </w:r>
+    </w:p>
+    <w:p>
+      <w:pPr>
+        <w:pStyle w:val="ListParagraph"/>
+        <w:numPr>
+          <w:ilvl w:val="0"/>
+          <w:numId w:val="1"/>
+        </w:numPr>
+        <w:rPr>
+          <w:sz w:val="24"/>
+          <w:szCs w:val="24"/>
+        </w:rPr>
+      </w:pPr>
+      <w:r>
+        <w:rPr>
+          <w:sz w:val="24"/>
+          <w:szCs w:val="24"/>
+        </w:rPr>
+        <w:t>The Magical Quest Starring Mickey Mouse</w:t>
+      </w:r>
+    </w:p>
+    <w:p>
+      <w:pPr>
+        <w:pStyle w:val="ListParagraph"/>
+        <w:numPr>
+          <w:ilvl w:val="0"/>
+          <w:numId w:val="1"/>
+        </w:numPr>
+        <w:rPr>
+          <w:sz w:val="24"/>
+          <w:szCs w:val="24"/>
+        </w:rPr>
+      </w:pPr>
+      <w:r>
+        <w:rPr>
+          <w:sz w:val="24"/>
+          <w:szCs w:val="24"/>
+        </w:rPr>
+        <w:t>Mega Man VII</w:t>
+      </w:r>
+    </w:p>
+    <w:p>
+      <w:pPr>
+        <w:pStyle w:val="ListParagraph"/>
+        <w:numPr>
+          <w:ilvl w:val="0"/>
+          <w:numId w:val="1"/>
+        </w:numPr>
+        <w:rPr>
+          <w:sz w:val="24"/>
+          <w:szCs w:val="24"/>
+        </w:rPr>
+      </w:pPr>
+      <w:r>
+        <w:rPr>
+          <w:sz w:val="24"/>
+          <w:szCs w:val="24"/>
+        </w:rPr>
+        <w:t>Mega Man X</w:t>
+      </w:r>
+      <w:r>
+        <w:rPr>
+          <w:sz w:val="24"/>
+          <w:szCs w:val="24"/>
+        </w:rPr>
+        <w:t xml:space="preserve"> </w:t>
       </w:r>
       <w:r>
         <w:rPr>
@@ -354,34 +1002,7 @@
           <w:sz w:val="24"/>
           <w:szCs w:val="24"/>
         </w:rPr>
-        <w:t>)</w:t>
-      </w:r>
-    </w:p>
-    <w:p>
-      <w:pPr>
-        <w:pStyle w:val="ListParagraph"/>
-        <w:numPr>
-          <w:ilvl w:val="0"/>
-          <w:numId w:val="1"/>
-        </w:numPr>
-        <w:rPr>
-          <w:sz w:val="24"/>
-          <w:szCs w:val="24"/>
-        </w:rPr>
-      </w:pPr>
-      <w:r>
-        <w:rPr>
-          <w:sz w:val="24"/>
-          <w:szCs w:val="24"/>
-        </w:rPr>
-        <w:t>Mega Man X2</w:t>
-      </w:r>
-      <w:r>
-        <w:rPr>
-          <w:sz w:val="24"/>
-          <w:szCs w:val="24"/>
-        </w:rPr>
-        <w:t xml:space="preserve"> </w:t>
+        <w:t>(use SFX flag for Dr. Light capsule music</w:t>
       </w:r>
       <w:r>
         <w:rPr>
@@ -390,34 +1011,7 @@
           <w:sz w:val="24"/>
           <w:szCs w:val="24"/>
         </w:rPr>
-        <w:t>(use SFX flag for Dr. Light capsule music)</w:t>
-      </w:r>
-    </w:p>
-    <w:p>
-      <w:pPr>
-        <w:pStyle w:val="ListParagraph"/>
-        <w:numPr>
-          <w:ilvl w:val="0"/>
-          <w:numId w:val="1"/>
-        </w:numPr>
-        <w:rPr>
-          <w:sz w:val="24"/>
-          <w:szCs w:val="24"/>
-        </w:rPr>
-      </w:pPr>
-      <w:r>
-        <w:rPr>
-          <w:sz w:val="24"/>
-          <w:szCs w:val="24"/>
-        </w:rPr>
-        <w:t>Mega Man X3</w:t>
-      </w:r>
-      <w:r>
-        <w:rPr>
-          <w:sz w:val="24"/>
-          <w:szCs w:val="24"/>
-        </w:rPr>
-        <w:t xml:space="preserve"> </w:t>
+        <w:t xml:space="preserve"> and test song</w:t>
       </w:r>
       <w:r>
         <w:rPr>
@@ -426,6 +1020,78 @@
           <w:sz w:val="24"/>
           <w:szCs w:val="24"/>
         </w:rPr>
+        <w:t>)</w:t>
+      </w:r>
+    </w:p>
+    <w:p>
+      <w:pPr>
+        <w:pStyle w:val="ListParagraph"/>
+        <w:numPr>
+          <w:ilvl w:val="0"/>
+          <w:numId w:val="1"/>
+        </w:numPr>
+        <w:rPr>
+          <w:sz w:val="24"/>
+          <w:szCs w:val="24"/>
+        </w:rPr>
+      </w:pPr>
+      <w:r>
+        <w:rPr>
+          <w:sz w:val="24"/>
+          <w:szCs w:val="24"/>
+        </w:rPr>
+        <w:t>Mega Man X2</w:t>
+      </w:r>
+      <w:r>
+        <w:rPr>
+          <w:sz w:val="24"/>
+          <w:szCs w:val="24"/>
+        </w:rPr>
+        <w:t xml:space="preserve"> </w:t>
+      </w:r>
+      <w:r>
+        <w:rPr>
+          <w:b/>
+          <w:bCs/>
+          <w:sz w:val="24"/>
+          <w:szCs w:val="24"/>
+        </w:rPr>
+        <w:t>(use SFX flag for Dr. Light capsule music)</w:t>
+      </w:r>
+    </w:p>
+    <w:p>
+      <w:pPr>
+        <w:pStyle w:val="ListParagraph"/>
+        <w:numPr>
+          <w:ilvl w:val="0"/>
+          <w:numId w:val="1"/>
+        </w:numPr>
+        <w:rPr>
+          <w:sz w:val="24"/>
+          <w:szCs w:val="24"/>
+        </w:rPr>
+      </w:pPr>
+      <w:r>
+        <w:rPr>
+          <w:sz w:val="24"/>
+          <w:szCs w:val="24"/>
+        </w:rPr>
+        <w:t>Mega Man X3</w:t>
+      </w:r>
+      <w:r>
+        <w:rPr>
+          <w:sz w:val="24"/>
+          <w:szCs w:val="24"/>
+        </w:rPr>
+        <w:t xml:space="preserve"> </w:t>
+      </w:r>
+      <w:r>
+        <w:rPr>
+          <w:b/>
+          <w:bCs/>
+          <w:sz w:val="24"/>
+          <w:szCs w:val="24"/>
+        </w:rPr>
         <w:t>(use SFX flag for Dr. Light capsule music)</w:t>
       </w:r>
     </w:p>
@@ -1727,6 +2393,26 @@
         <w:pStyle w:val="ListParagraph"/>
         <w:numPr>
           <w:ilvl w:val="0"/>
+          <w:numId w:val="1"/>
+        </w:numPr>
+        <w:rPr>
+          <w:sz w:val="24"/>
+          <w:szCs w:val="24"/>
+        </w:rPr>
+      </w:pPr>
+      <w:r>
+        <w:rPr>
+          <w:sz w:val="24"/>
+          <w:szCs w:val="24"/>
+        </w:rPr>
+        <w:t>Super Pinball II: Amazing Odyssey</w:t>
+      </w:r>
+    </w:p>
+    <w:p>
+      <w:pPr>
+        <w:pStyle w:val="ListParagraph"/>
+        <w:numPr>
+          <w:ilvl w:val="0"/>
           <w:numId w:val="2"/>
         </w:numPr>
         <w:rPr>
@@ -2094,6 +2780,7 @@
           <w:sz w:val="24"/>
           <w:szCs w:val="24"/>
         </w:rPr>
+        <w:lastRenderedPageBreak/>
         <w:t>Rise of the Robots</w:t>
       </w:r>
     </w:p>
@@ -2114,7 +2801,6 @@
           <w:sz w:val="24"/>
           <w:szCs w:val="24"/>
         </w:rPr>
-        <w:lastRenderedPageBreak/>
         <w:t>Sensible Soccer</w:t>
       </w:r>
     </w:p>
@@ -2156,6 +2842,26 @@
           <w:szCs w:val="24"/>
         </w:rPr>
         <w:t>Super Morph</w:t>
+      </w:r>
+    </w:p>
+    <w:p>
+      <w:pPr>
+        <w:pStyle w:val="ListParagraph"/>
+        <w:numPr>
+          <w:ilvl w:val="0"/>
+          <w:numId w:val="1"/>
+        </w:numPr>
+        <w:rPr>
+          <w:sz w:val="24"/>
+          <w:szCs w:val="24"/>
+        </w:rPr>
+      </w:pPr>
+      <w:r>
+        <w:rPr>
+          <w:sz w:val="24"/>
+          <w:szCs w:val="24"/>
+        </w:rPr>
+        <w:t>Super Putty</w:t>
       </w:r>
     </w:p>
     <w:p>
@@ -2332,12 +3038,20 @@
         </w:rPr>
         <w:t>).</w:t>
       </w:r>
-      <w:r>
-        <w:rPr>
-          <w:sz w:val="24"/>
-          <w:szCs w:val="24"/>
-        </w:rPr>
-        <w:t xml:space="preserve"> The following list of games is incomplete, but </w:t>
+    </w:p>
+    <w:p>
+      <w:pPr>
+        <w:rPr>
+          <w:sz w:val="24"/>
+          <w:szCs w:val="24"/>
+        </w:rPr>
+      </w:pPr>
+      <w:r>
+        <w:rPr>
+          <w:sz w:val="24"/>
+          <w:szCs w:val="24"/>
+        </w:rPr>
+        <w:t xml:space="preserve">The following list of games is incomplete, but </w:t>
       </w:r>
       <w:r>
         <w:rPr>
@@ -2796,6 +3510,7 @@
           <w:sz w:val="24"/>
           <w:szCs w:val="24"/>
         </w:rPr>
+        <w:lastRenderedPageBreak/>
         <w:t xml:space="preserve">Aoki Densetsu Shoot! </w:t>
       </w:r>
       <w:r>
@@ -2845,7 +3560,6 @@
           <w:sz w:val="24"/>
           <w:szCs w:val="24"/>
         </w:rPr>
-        <w:lastRenderedPageBreak/>
         <w:t>Arcana</w:t>
       </w:r>
     </w:p>
@@ -3806,6 +4520,7 @@
           <w:sz w:val="24"/>
           <w:szCs w:val="24"/>
         </w:rPr>
+        <w:lastRenderedPageBreak/>
         <w:t>Clock Works</w:t>
       </w:r>
     </w:p>
@@ -3846,7 +4561,6 @@
           <w:sz w:val="24"/>
           <w:szCs w:val="24"/>
         </w:rPr>
-        <w:lastRenderedPageBreak/>
         <w:t>Cool Spot</w:t>
       </w:r>
     </w:p>
@@ -4759,6 +5473,7 @@
           <w:sz w:val="24"/>
           <w:szCs w:val="24"/>
         </w:rPr>
+        <w:lastRenderedPageBreak/>
         <w:t>ESPN Baseball Tonight</w:t>
       </w:r>
     </w:p>
@@ -4799,7 +5514,6 @@
           <w:sz w:val="24"/>
           <w:szCs w:val="24"/>
         </w:rPr>
-        <w:lastRenderedPageBreak/>
         <w:t>Extra I</w:t>
       </w:r>
       <w:r>
@@ -5803,6 +6517,7 @@
           <w:sz w:val="24"/>
           <w:szCs w:val="24"/>
         </w:rPr>
+        <w:lastRenderedPageBreak/>
         <w:t>Hamelin no Violin Hiki</w:t>
       </w:r>
     </w:p>
@@ -5847,7 +6562,6 @@
           <w:szCs w:val="24"/>
           <w:lang w:val="es-ES"/>
         </w:rPr>
-        <w:lastRenderedPageBreak/>
         <w:t xml:space="preserve">Harvest Moon </w:t>
       </w:r>
       <w:r>
@@ -6825,6 +7539,7 @@
           <w:sz w:val="24"/>
           <w:szCs w:val="24"/>
         </w:rPr>
+        <w:lastRenderedPageBreak/>
         <w:t>Kid Klown in Crazy Chase</w:t>
       </w:r>
     </w:p>
@@ -6865,7 +7580,6 @@
           <w:sz w:val="24"/>
           <w:szCs w:val="24"/>
         </w:rPr>
-        <w:lastRenderedPageBreak/>
         <w:t xml:space="preserve">King Arthur’s World </w:t>
       </w:r>
       <w:r>
@@ -7788,6 +8502,7 @@
           <w:sz w:val="24"/>
           <w:szCs w:val="24"/>
         </w:rPr>
+        <w:lastRenderedPageBreak/>
         <w:t>Metal Marines</w:t>
       </w:r>
     </w:p>
@@ -7828,7 +8543,6 @@
           <w:sz w:val="24"/>
           <w:szCs w:val="24"/>
         </w:rPr>
-        <w:lastRenderedPageBreak/>
         <w:t>Metal Max Returns</w:t>
       </w:r>
     </w:p>
@@ -8662,6 +9376,7 @@
           <w:sz w:val="24"/>
           <w:szCs w:val="24"/>
         </w:rPr>
+        <w:lastRenderedPageBreak/>
         <w:t>PGA Tour Golf</w:t>
       </w:r>
     </w:p>
@@ -8702,7 +9417,6 @@
           <w:sz w:val="24"/>
           <w:szCs w:val="24"/>
         </w:rPr>
-        <w:lastRenderedPageBreak/>
         <w:t>Pilotwings</w:t>
       </w:r>
     </w:p>
@@ -9626,6 +10340,7 @@
           <w:sz w:val="24"/>
           <w:szCs w:val="24"/>
         </w:rPr>
+        <w:lastRenderedPageBreak/>
         <w:t>SimEarth: The Living Planet</w:t>
       </w:r>
     </w:p>
@@ -9666,7 +10381,6 @@
           <w:sz w:val="24"/>
           <w:szCs w:val="24"/>
         </w:rPr>
-        <w:lastRenderedPageBreak/>
         <w:t xml:space="preserve">SM Choukyoushi Hitomi Vol. 2.52: Maki no Love Love Panic </w:t>
       </w:r>
       <w:r>
@@ -10525,6 +11239,7 @@
           <w:sz w:val="24"/>
           <w:szCs w:val="24"/>
         </w:rPr>
+        <w:lastRenderedPageBreak/>
         <w:t>Super Bombliss</w:t>
       </w:r>
     </w:p>
@@ -10574,7 +11289,6 @@
           <w:sz w:val="24"/>
           <w:szCs w:val="24"/>
         </w:rPr>
-        <w:lastRenderedPageBreak/>
         <w:t xml:space="preserve">Super Caesars Palace </w:t>
       </w:r>
       <w:r>
@@ -11590,6 +12304,7 @@
           <w:sz w:val="24"/>
           <w:szCs w:val="24"/>
         </w:rPr>
+        <w:lastRenderedPageBreak/>
         <w:t>Super Off-Road: The Baja</w:t>
       </w:r>
     </w:p>
@@ -11630,7 +12345,6 @@
           <w:sz w:val="24"/>
           <w:szCs w:val="24"/>
         </w:rPr>
-        <w:lastRenderedPageBreak/>
         <w:t>Super Professional Baseball 2</w:t>
       </w:r>
     </w:p>
@@ -12545,6 +13259,7 @@
           <w:sz w:val="24"/>
           <w:szCs w:val="24"/>
         </w:rPr>
+        <w:lastRenderedPageBreak/>
         <w:t xml:space="preserve">Trinea </w:t>
       </w:r>
       <w:r>
@@ -12594,7 +13309,6 @@
           <w:sz w:val="24"/>
           <w:szCs w:val="24"/>
         </w:rPr>
-        <w:lastRenderedPageBreak/>
         <w:t>Ultima VI: The False Prophet</w:t>
       </w:r>
     </w:p>
@@ -13511,6 +14225,7 @@
           <w:sz w:val="24"/>
           <w:szCs w:val="24"/>
         </w:rPr>
+        <w:lastRenderedPageBreak/>
         <w:t>Zennihon GT Senshuken</w:t>
       </w:r>
     </w:p>
@@ -13563,7 +14278,6 @@
           <w:szCs w:val="24"/>
           <w:lang w:val="es-ES"/>
         </w:rPr>
-        <w:lastRenderedPageBreak/>
         <w:t>Zennihon Pro Wrestling 2</w:t>
       </w:r>
     </w:p>
